--- a/public/files/career-description/career-description.docx
+++ b/public/files/career-description/career-description.docx
@@ -4,7 +4,7 @@
   <w:body>
     <w:p>
       <w:pPr>
-        <w:spacing w:after="31" w:before="0" w:line="312" w:lineRule="auto"/>
+        <w:spacing w:after="40" w:before="0" w:line="312" w:lineRule="auto"/>
         <w:jc w:val="center"/>
       </w:pPr>
       <w:r>
@@ -19,7 +19,7 @@
     </w:p>
     <w:p>
       <w:pPr>
-        <w:spacing w:after="78" w:before="0" w:line="312" w:lineRule="auto"/>
+        <w:spacing w:after="100" w:before="0" w:line="312" w:lineRule="auto"/>
         <w:jc w:val="left"/>
         <w:pBdr>
           <w:bottom w:val="single" w:sz="14" w:space="2" w:color="24384F"/>
@@ -51,7 +51,7 @@
       </w:tblGrid>
       <w:tr>
         <w:trPr>
-          <w:trHeight w:val="353" w:hRule="atLeast"/>
+          <w:trHeight w:val="453" w:hRule="atLeast"/>
         </w:trPr>
         <w:tc>
           <w:tcPr>
@@ -221,7 +221,7 @@
       </w:tr>
       <w:tr>
         <w:trPr>
-          <w:trHeight w:val="353" w:hRule="atLeast"/>
+          <w:trHeight w:val="453" w:hRule="atLeast"/>
         </w:trPr>
         <w:tc>
           <w:tcPr>
@@ -393,7 +393,7 @@
     </w:tbl>
     <w:p>
       <w:pPr>
-        <w:spacing w:after="31" w:before="0" w:line="312" w:lineRule="auto"/>
+        <w:spacing w:after="40" w:before="0" w:line="312" w:lineRule="auto"/>
         <w:jc w:val="left"/>
       </w:pPr>
       <w:r>
@@ -406,7 +406,7 @@
     </w:p>
     <w:p>
       <w:pPr>
-        <w:spacing w:after="31" w:before="62" w:line="312" w:lineRule="auto"/>
+        <w:spacing w:after="40" w:before="80" w:line="312" w:lineRule="auto"/>
         <w:jc w:val="left"/>
         <w:pBdr>
           <w:bottom w:val="single" w:sz="6" w:space="2" w:color="C9D2DD"/>
@@ -433,7 +433,7 @@
     </w:p>
     <w:p>
       <w:pPr>
-        <w:spacing w:after="31" w:before="0" w:line="312" w:lineRule="auto"/>
+        <w:spacing w:after="40" w:before="0" w:line="312" w:lineRule="auto"/>
         <w:jc w:val="left"/>
       </w:pPr>
       <w:r>
@@ -459,7 +459,7 @@
       </w:tblGrid>
       <w:tr>
         <w:trPr>
-          <w:trHeight w:val="1061" w:hRule="atLeast"/>
+          <w:trHeight w:val="1360" w:hRule="atLeast"/>
         </w:trPr>
         <w:tc>
           <w:tcPr>
@@ -482,7 +482,7 @@
               <w:rPr>
                 <w:rFonts w:ascii="Malgun Gothic" w:hAnsi="Malgun Gothic" w:eastAsia="Malgun Gothic" w:cs="Malgun Gothic"/>
                 <w:b w:val="0"/>
-                <w:sz w:val="20"/>
+                <w:sz w:val="19"/>
               </w:rPr>
             </w:r>
           </w:p>
@@ -491,7 +491,7 @@
     </w:tbl>
     <w:p>
       <w:pPr>
-        <w:spacing w:after="31" w:before="0" w:line="312" w:lineRule="auto"/>
+        <w:spacing w:after="40" w:before="0" w:line="312" w:lineRule="auto"/>
         <w:jc w:val="left"/>
       </w:pPr>
       <w:r>
@@ -504,7 +504,7 @@
     </w:p>
     <w:p>
       <w:pPr>
-        <w:spacing w:after="31" w:before="62" w:line="312" w:lineRule="auto"/>
+        <w:spacing w:after="40" w:before="80" w:line="312" w:lineRule="auto"/>
         <w:jc w:val="left"/>
         <w:pBdr>
           <w:bottom w:val="single" w:sz="6" w:space="2" w:color="C9D2DD"/>
@@ -547,7 +547,7 @@
       </w:tblGrid>
       <w:tr>
         <w:trPr>
-          <w:trHeight w:val="353" w:hRule="atLeast"/>
+          <w:trHeight w:val="453" w:hRule="atLeast"/>
         </w:trPr>
         <w:tc>
           <w:tcPr>
@@ -726,7 +726,7 @@
       </w:tr>
       <w:tr>
         <w:trPr>
-          <w:trHeight w:val="353" w:hRule="atLeast"/>
+          <w:trHeight w:val="453" w:hRule="atLeast"/>
         </w:trPr>
         <w:tc>
           <w:tcPr>
@@ -742,7 +742,7 @@
           <w:p>
             <w:pPr>
               <w:spacing w:after="0" w:line="312" w:lineRule="auto"/>
-              <w:jc w:val="left"/>
+              <w:jc w:val="center"/>
             </w:pPr>
             <w:r/>
             <w:r>
@@ -768,7 +768,7 @@
           <w:p>
             <w:pPr>
               <w:spacing w:after="0" w:line="312" w:lineRule="auto"/>
-              <w:jc w:val="left"/>
+              <w:jc w:val="center"/>
             </w:pPr>
             <w:r/>
             <w:r>
@@ -794,7 +794,7 @@
           <w:p>
             <w:pPr>
               <w:spacing w:after="0" w:line="312" w:lineRule="auto"/>
-              <w:jc w:val="left"/>
+              <w:jc w:val="center"/>
             </w:pPr>
             <w:r/>
             <w:r>
@@ -820,7 +820,7 @@
           <w:p>
             <w:pPr>
               <w:spacing w:after="0" w:line="312" w:lineRule="auto"/>
-              <w:jc w:val="left"/>
+              <w:jc w:val="center"/>
             </w:pPr>
             <w:r/>
             <w:r>
@@ -846,7 +846,7 @@
           <w:p>
             <w:pPr>
               <w:spacing w:after="0" w:line="312" w:lineRule="auto"/>
-              <w:jc w:val="left"/>
+              <w:jc w:val="center"/>
             </w:pPr>
             <w:r/>
             <w:r>
@@ -872,7 +872,7 @@
           <w:p>
             <w:pPr>
               <w:spacing w:after="0" w:line="312" w:lineRule="auto"/>
-              <w:jc w:val="left"/>
+              <w:jc w:val="center"/>
             </w:pPr>
             <w:r/>
             <w:r>
@@ -887,7 +887,7 @@
       </w:tr>
       <w:tr>
         <w:trPr>
-          <w:trHeight w:val="353" w:hRule="atLeast"/>
+          <w:trHeight w:val="453" w:hRule="atLeast"/>
         </w:trPr>
         <w:tc>
           <w:tcPr>
@@ -903,7 +903,7 @@
           <w:p>
             <w:pPr>
               <w:spacing w:after="0" w:line="312" w:lineRule="auto"/>
-              <w:jc w:val="left"/>
+              <w:jc w:val="center"/>
             </w:pPr>
             <w:r/>
             <w:r>
@@ -929,7 +929,7 @@
           <w:p>
             <w:pPr>
               <w:spacing w:after="0" w:line="312" w:lineRule="auto"/>
-              <w:jc w:val="left"/>
+              <w:jc w:val="center"/>
             </w:pPr>
             <w:r/>
             <w:r>
@@ -955,7 +955,7 @@
           <w:p>
             <w:pPr>
               <w:spacing w:after="0" w:line="312" w:lineRule="auto"/>
-              <w:jc w:val="left"/>
+              <w:jc w:val="center"/>
             </w:pPr>
             <w:r/>
             <w:r>
@@ -981,7 +981,7 @@
           <w:p>
             <w:pPr>
               <w:spacing w:after="0" w:line="312" w:lineRule="auto"/>
-              <w:jc w:val="left"/>
+              <w:jc w:val="center"/>
             </w:pPr>
             <w:r/>
             <w:r>
@@ -1007,7 +1007,7 @@
           <w:p>
             <w:pPr>
               <w:spacing w:after="0" w:line="312" w:lineRule="auto"/>
-              <w:jc w:val="left"/>
+              <w:jc w:val="center"/>
             </w:pPr>
             <w:r/>
             <w:r>
@@ -1033,7 +1033,7 @@
           <w:p>
             <w:pPr>
               <w:spacing w:after="0" w:line="312" w:lineRule="auto"/>
-              <w:jc w:val="left"/>
+              <w:jc w:val="center"/>
             </w:pPr>
             <w:r/>
             <w:r>
@@ -1048,7 +1048,7 @@
       </w:tr>
       <w:tr>
         <w:trPr>
-          <w:trHeight w:val="353" w:hRule="atLeast"/>
+          <w:trHeight w:val="453" w:hRule="atLeast"/>
         </w:trPr>
         <w:tc>
           <w:tcPr>
@@ -1064,7 +1064,7 @@
           <w:p>
             <w:pPr>
               <w:spacing w:after="0" w:line="312" w:lineRule="auto"/>
-              <w:jc w:val="left"/>
+              <w:jc w:val="center"/>
             </w:pPr>
             <w:r/>
             <w:r>
@@ -1090,7 +1090,7 @@
           <w:p>
             <w:pPr>
               <w:spacing w:after="0" w:line="312" w:lineRule="auto"/>
-              <w:jc w:val="left"/>
+              <w:jc w:val="center"/>
             </w:pPr>
             <w:r/>
             <w:r>
@@ -1116,7 +1116,7 @@
           <w:p>
             <w:pPr>
               <w:spacing w:after="0" w:line="312" w:lineRule="auto"/>
-              <w:jc w:val="left"/>
+              <w:jc w:val="center"/>
             </w:pPr>
             <w:r/>
             <w:r>
@@ -1142,7 +1142,7 @@
           <w:p>
             <w:pPr>
               <w:spacing w:after="0" w:line="312" w:lineRule="auto"/>
-              <w:jc w:val="left"/>
+              <w:jc w:val="center"/>
             </w:pPr>
             <w:r/>
             <w:r>
@@ -1168,7 +1168,7 @@
           <w:p>
             <w:pPr>
               <w:spacing w:after="0" w:line="312" w:lineRule="auto"/>
-              <w:jc w:val="left"/>
+              <w:jc w:val="center"/>
             </w:pPr>
             <w:r/>
             <w:r>
@@ -1194,7 +1194,7 @@
           <w:p>
             <w:pPr>
               <w:spacing w:after="0" w:line="312" w:lineRule="auto"/>
-              <w:jc w:val="left"/>
+              <w:jc w:val="center"/>
             </w:pPr>
             <w:r/>
             <w:r>
@@ -1210,7 +1210,7 @@
     </w:tbl>
     <w:p>
       <w:pPr>
-        <w:spacing w:after="31" w:before="0" w:line="312" w:lineRule="auto"/>
+        <w:spacing w:after="40" w:before="0" w:line="312" w:lineRule="auto"/>
         <w:jc w:val="left"/>
       </w:pPr>
       <w:r>
@@ -1223,7 +1223,7 @@
     </w:p>
     <w:p>
       <w:pPr>
-        <w:spacing w:after="31" w:before="62" w:line="312" w:lineRule="auto"/>
+        <w:spacing w:after="40" w:before="80" w:line="312" w:lineRule="auto"/>
         <w:jc w:val="left"/>
         <w:pBdr>
           <w:bottom w:val="single" w:sz="6" w:space="2" w:color="C9D2DD"/>
@@ -1266,7 +1266,7 @@
       </w:tblGrid>
       <w:tr>
         <w:trPr>
-          <w:trHeight w:val="398" w:hRule="atLeast"/>
+          <w:trHeight w:val="510" w:hRule="atLeast"/>
         </w:trPr>
         <w:tc>
           <w:tcPr>
@@ -1445,7 +1445,7 @@
       </w:tr>
       <w:tr>
         <w:trPr>
-          <w:trHeight w:val="398" w:hRule="atLeast"/>
+          <w:trHeight w:val="510" w:hRule="atLeast"/>
         </w:trPr>
         <w:tc>
           <w:tcPr>
@@ -1461,7 +1461,7 @@
           <w:p>
             <w:pPr>
               <w:spacing w:after="0" w:line="312" w:lineRule="auto"/>
-              <w:jc w:val="left"/>
+              <w:jc w:val="center"/>
             </w:pPr>
             <w:r/>
             <w:r>
@@ -1487,7 +1487,7 @@
           <w:p>
             <w:pPr>
               <w:spacing w:after="0" w:line="312" w:lineRule="auto"/>
-              <w:jc w:val="left"/>
+              <w:jc w:val="center"/>
             </w:pPr>
             <w:r/>
             <w:r>
@@ -1513,7 +1513,7 @@
           <w:p>
             <w:pPr>
               <w:spacing w:after="0" w:line="312" w:lineRule="auto"/>
-              <w:jc w:val="left"/>
+              <w:jc w:val="center"/>
             </w:pPr>
             <w:r/>
             <w:r>
@@ -1539,7 +1539,7 @@
           <w:p>
             <w:pPr>
               <w:spacing w:after="0" w:line="312" w:lineRule="auto"/>
-              <w:jc w:val="left"/>
+              <w:jc w:val="center"/>
             </w:pPr>
             <w:r/>
             <w:r>
@@ -1565,7 +1565,7 @@
           <w:p>
             <w:pPr>
               <w:spacing w:after="0" w:line="312" w:lineRule="auto"/>
-              <w:jc w:val="left"/>
+              <w:jc w:val="center"/>
             </w:pPr>
             <w:r/>
             <w:r>
@@ -1591,7 +1591,7 @@
           <w:p>
             <w:pPr>
               <w:spacing w:after="0" w:line="312" w:lineRule="auto"/>
-              <w:jc w:val="left"/>
+              <w:jc w:val="center"/>
             </w:pPr>
             <w:r/>
             <w:r>
@@ -1606,7 +1606,7 @@
       </w:tr>
       <w:tr>
         <w:trPr>
-          <w:trHeight w:val="398" w:hRule="atLeast"/>
+          <w:trHeight w:val="510" w:hRule="atLeast"/>
         </w:trPr>
         <w:tc>
           <w:tcPr>
@@ -1622,7 +1622,7 @@
           <w:p>
             <w:pPr>
               <w:spacing w:after="0" w:line="312" w:lineRule="auto"/>
-              <w:jc w:val="left"/>
+              <w:jc w:val="center"/>
             </w:pPr>
             <w:r/>
             <w:r>
@@ -1648,7 +1648,7 @@
           <w:p>
             <w:pPr>
               <w:spacing w:after="0" w:line="312" w:lineRule="auto"/>
-              <w:jc w:val="left"/>
+              <w:jc w:val="center"/>
             </w:pPr>
             <w:r/>
             <w:r>
@@ -1674,7 +1674,7 @@
           <w:p>
             <w:pPr>
               <w:spacing w:after="0" w:line="312" w:lineRule="auto"/>
-              <w:jc w:val="left"/>
+              <w:jc w:val="center"/>
             </w:pPr>
             <w:r/>
             <w:r>
@@ -1700,7 +1700,7 @@
           <w:p>
             <w:pPr>
               <w:spacing w:after="0" w:line="312" w:lineRule="auto"/>
-              <w:jc w:val="left"/>
+              <w:jc w:val="center"/>
             </w:pPr>
             <w:r/>
             <w:r>
@@ -1726,7 +1726,7 @@
           <w:p>
             <w:pPr>
               <w:spacing w:after="0" w:line="312" w:lineRule="auto"/>
-              <w:jc w:val="left"/>
+              <w:jc w:val="center"/>
             </w:pPr>
             <w:r/>
             <w:r>
@@ -1752,7 +1752,7 @@
           <w:p>
             <w:pPr>
               <w:spacing w:after="0" w:line="312" w:lineRule="auto"/>
-              <w:jc w:val="left"/>
+              <w:jc w:val="center"/>
             </w:pPr>
             <w:r/>
             <w:r>
@@ -1768,7 +1768,7 @@
     </w:tbl>
     <w:p>
       <w:pPr>
-        <w:spacing w:after="31" w:before="0" w:line="312" w:lineRule="auto"/>
+        <w:spacing w:after="40" w:before="0" w:line="312" w:lineRule="auto"/>
         <w:jc w:val="left"/>
       </w:pPr>
       <w:r>
@@ -1781,7 +1781,7 @@
     </w:p>
     <w:p>
       <w:pPr>
-        <w:spacing w:after="31" w:before="62" w:line="312" w:lineRule="auto"/>
+        <w:spacing w:after="40" w:before="80" w:line="312" w:lineRule="auto"/>
         <w:jc w:val="left"/>
         <w:pBdr>
           <w:bottom w:val="single" w:sz="6" w:space="2" w:color="C9D2DD"/>
@@ -1822,7 +1822,7 @@
       </w:tblGrid>
       <w:tr>
         <w:trPr>
-          <w:trHeight w:val="353" w:hRule="atLeast"/>
+          <w:trHeight w:val="453" w:hRule="atLeast"/>
         </w:trPr>
         <w:tc>
           <w:tcPr>
@@ -1883,7 +1883,7 @@
       </w:tr>
       <w:tr>
         <w:trPr>
-          <w:trHeight w:val="353" w:hRule="atLeast"/>
+          <w:trHeight w:val="453" w:hRule="atLeast"/>
         </w:trPr>
         <w:tc>
           <w:tcPr>
@@ -1945,7 +1945,7 @@
     </w:tbl>
     <w:p>
       <w:pPr>
-        <w:spacing w:after="31" w:before="0" w:line="312" w:lineRule="auto"/>
+        <w:spacing w:after="40" w:before="0" w:line="312" w:lineRule="auto"/>
         <w:jc w:val="left"/>
       </w:pPr>
       <w:r>
@@ -1958,7 +1958,7 @@
     </w:p>
     <w:p>
       <w:pPr>
-        <w:spacing w:after="31" w:before="0" w:line="312" w:lineRule="auto"/>
+        <w:spacing w:after="40" w:before="0" w:line="312" w:lineRule="auto"/>
         <w:jc w:val="left"/>
       </w:pPr>
       <w:r>
@@ -1984,7 +1984,7 @@
       </w:tblGrid>
       <w:tr>
         <w:trPr>
-          <w:trHeight w:val="884" w:hRule="atLeast"/>
+          <w:trHeight w:val="1134" w:hRule="atLeast"/>
         </w:trPr>
         <w:tc>
           <w:tcPr>
@@ -2007,7 +2007,7 @@
               <w:rPr>
                 <w:rFonts w:ascii="Malgun Gothic" w:hAnsi="Malgun Gothic" w:eastAsia="Malgun Gothic" w:cs="Malgun Gothic"/>
                 <w:b w:val="0"/>
-                <w:sz w:val="20"/>
+                <w:sz w:val="19"/>
               </w:rPr>
             </w:r>
           </w:p>
@@ -2016,7 +2016,7 @@
     </w:tbl>
     <w:p>
       <w:pPr>
-        <w:spacing w:after="31" w:before="0" w:line="312" w:lineRule="auto"/>
+        <w:spacing w:after="40" w:before="0" w:line="312" w:lineRule="auto"/>
         <w:jc w:val="left"/>
       </w:pPr>
       <w:r>
@@ -2029,7 +2029,7 @@
     </w:p>
     <w:p>
       <w:pPr>
-        <w:spacing w:after="62" w:before="0" w:line="312" w:lineRule="auto"/>
+        <w:spacing w:after="80" w:before="0" w:line="312" w:lineRule="auto"/>
         <w:jc w:val="center"/>
       </w:pPr>
       <w:r>
@@ -2043,7 +2043,7 @@
     </w:p>
     <w:p>
       <w:pPr>
-        <w:spacing w:after="62" w:before="62" w:line="312" w:lineRule="auto"/>
+        <w:spacing w:after="80" w:before="80" w:line="312" w:lineRule="auto"/>
         <w:jc w:val="center"/>
       </w:pPr>
       <w:r>
@@ -2057,7 +2057,7 @@
     </w:p>
     <w:p>
       <w:pPr>
-        <w:spacing w:after="62" w:before="0" w:line="312" w:lineRule="auto"/>
+        <w:spacing w:after="80" w:before="0" w:line="312" w:lineRule="auto"/>
         <w:jc w:val="right"/>
       </w:pPr>
       <w:r>
@@ -2071,7 +2071,7 @@
     </w:p>
     <w:p>
       <w:pPr>
-        <w:spacing w:after="0" w:before="47" w:line="312" w:lineRule="auto"/>
+        <w:spacing w:after="0" w:before="60" w:line="312" w:lineRule="auto"/>
         <w:jc w:val="left"/>
       </w:pPr>
       <w:r>
